--- a/kcylog/kcylog-ui/public/sub_bc_template.docx
+++ b/kcylog/kcylog-ui/public/sub_bc_template.docx
@@ -59,7 +59,7 @@
           <w:rFonts w:hint="eastAsia"/>
           <w:b/>
           <w:bCs/>
-          <w:color w:val="FF0000"/>
+          <w:color w:val="auto"/>
           <w:sz w:val="28"/>
           <w:szCs w:val="28"/>
           <w:vertAlign w:val="baseline"/>
@@ -257,16 +257,6 @@
         </w:tc>
       </w:tr>
       <w:tr>
-        <w:tblPrEx>
-          <w:tblBorders>
-            <w:top w:val="single" w:color="auto" w:sz="4" w:space="0"/>
-            <w:left w:val="single" w:color="auto" w:sz="4" w:space="0"/>
-            <w:bottom w:val="single" w:color="auto" w:sz="4" w:space="0"/>
-            <w:right w:val="single" w:color="auto" w:sz="4" w:space="0"/>
-            <w:insideH w:val="single" w:color="auto" w:sz="4" w:space="0"/>
-            <w:insideV w:val="single" w:color="auto" w:sz="4" w:space="0"/>
-          </w:tblBorders>
-        </w:tblPrEx>
         <w:trPr>
           <w:trHeight w:val="314" w:hRule="atLeast"/>
         </w:trPr>
@@ -439,16 +429,6 @@
         </w:tc>
       </w:tr>
       <w:tr>
-        <w:tblPrEx>
-          <w:tblBorders>
-            <w:top w:val="single" w:color="auto" w:sz="4" w:space="0"/>
-            <w:left w:val="single" w:color="auto" w:sz="4" w:space="0"/>
-            <w:bottom w:val="single" w:color="auto" w:sz="4" w:space="0"/>
-            <w:right w:val="single" w:color="auto" w:sz="4" w:space="0"/>
-            <w:insideH w:val="single" w:color="auto" w:sz="4" w:space="0"/>
-            <w:insideV w:val="single" w:color="auto" w:sz="4" w:space="0"/>
-          </w:tblBorders>
-        </w:tblPrEx>
         <w:tc>
           <w:tcPr>
             <w:tcW w:w="896" w:type="dxa"/>
@@ -652,14 +632,26 @@
           <w:szCs w:val="24"/>
           <w:lang w:val="en-US" w:eastAsia="zh-CN"/>
         </w:rPr>
-        <w:t>对上述抽签结果持有异议的，请在公示期间（</w:t>
+        <w:t>对上述抽签结果持有异议的，请在公示期间</w:t>
       </w:r>
       <w:r>
         <w:rPr>
+          <w:rFonts w:hint="eastAsia"/>
+          <w:b/>
+          <w:bCs/>
+          <w:color w:val="auto"/>
+          <w:sz w:val="24"/>
+          <w:szCs w:val="24"/>
+          <w:lang w:val="en-US" w:eastAsia="zh-CN"/>
+        </w:rPr>
+        <w:t>（</w:t>
+      </w:r>
+      <w:r>
+        <w:rPr>
           <w:rFonts w:hint="default"/>
           <w:b/>
           <w:bCs/>
-          <w:color w:val="FF0000"/>
+          <w:color w:val="auto"/>
           <w:sz w:val="24"/>
           <w:szCs w:val="24"/>
           <w:lang w:val="en-US" w:eastAsia="zh-CN"/>
@@ -671,7 +663,7 @@
           <w:rFonts w:hint="eastAsia"/>
           <w:b/>
           <w:bCs/>
-          <w:color w:val="FF0000"/>
+          <w:color w:val="auto"/>
           <w:sz w:val="24"/>
           <w:szCs w:val="24"/>
           <w:lang w:val="en-US" w:eastAsia="zh-CN"/>
@@ -683,7 +675,7 @@
           <w:rFonts w:hint="default"/>
           <w:b/>
           <w:bCs/>
-          <w:color w:val="FF0000"/>
+          <w:color w:val="auto"/>
           <w:sz w:val="24"/>
           <w:szCs w:val="24"/>
           <w:lang w:val="en-US" w:eastAsia="zh-CN"/>
@@ -728,8 +720,6 @@
         </w:rPr>
         <w:t>联系电话：15811443738  监督投诉电话：15060676784</w:t>
       </w:r>
-      <w:bookmarkStart w:id="0" w:name="_GoBack"/>
-      <w:bookmarkEnd w:id="0"/>
       <w:r>
         <w:rPr>
           <w:rFonts w:hint="eastAsia"/>
@@ -776,18 +766,20 @@
           <w:rFonts w:hint="default"/>
           <w:b/>
           <w:bCs/>
-          <w:color w:val="FF0000"/>
+          <w:color w:val="auto"/>
           <w:sz w:val="30"/>
           <w:szCs w:val="30"/>
           <w:lang w:val="en-US" w:eastAsia="zh-CN"/>
         </w:rPr>
       </w:pPr>
+      <w:bookmarkStart w:id="0" w:name="_GoBack"/>
+      <w:bookmarkEnd w:id="0"/>
       <w:r>
         <w:rPr>
           <w:rFonts w:hint="default"/>
           <w:b/>
           <w:bCs/>
-          <w:color w:val="FF0000"/>
+          <w:color w:val="auto"/>
           <w:sz w:val="30"/>
           <w:szCs w:val="30"/>
           <w:lang w:val="en-US" w:eastAsia="zh-CN"/>
@@ -799,7 +791,7 @@
           <w:rFonts w:hint="eastAsia"/>
           <w:b/>
           <w:bCs/>
-          <w:color w:val="FF0000"/>
+          <w:color w:val="auto"/>
           <w:sz w:val="30"/>
           <w:szCs w:val="30"/>
           <w:lang w:val="en-US" w:eastAsia="zh-CN"/>
@@ -811,7 +803,7 @@
           <w:rFonts w:hint="default"/>
           <w:b/>
           <w:bCs/>
-          <w:color w:val="FF0000"/>
+          <w:color w:val="auto"/>
           <w:sz w:val="30"/>
           <w:szCs w:val="30"/>
           <w:lang w:val="en-US" w:eastAsia="zh-CN"/>
